--- a/RVfpga/RVfpgaEL2/RVfpga_NexysVideo-NoDDR/Labs/Lab09/RVfpga_Lab09_VeeR-EL2_NexysVideo-NoDDR.docx
+++ b/RVfpga/RVfpgaEL2/RVfpga_NexysVideo-NoDDR/Labs/Lab09/RVfpga_Lab09_VeeR-EL2_NexysVideo-NoDDR.docx
@@ -990,7 +990,7 @@
         </w:rPr>
         <w:lastRenderedPageBreak/>
         <w:drawing>
-          <wp:inline distT="0" distB="0" distL="0" distR="0" wp14:anchorId="50F23A01" wp14:editId="7E747A38">
+          <wp:inline distT="0" distB="0" distL="0" distR="0" wp14:anchorId="50F23A01" wp14:editId="40A47273">
             <wp:extent cx="5703096" cy="2504661"/>
             <wp:effectExtent l="0" t="0" r="0" b="0"/>
             <wp:docPr id="6" name="Imagen 6"/>
@@ -5292,21 +5292,21 @@
           <w:i/>
           <w:iCs/>
         </w:rPr>
-        <w:t>[</w:t>
+        <w:t>[RVfpgaEL2</w:t>
       </w:r>
       <w:r>
         <w:rPr>
           <w:i/>
           <w:iCs/>
         </w:rPr>
-        <w:t>RVfpgaEL2NexysA7DDRPath</w:t>
+        <w:t>Nexys Video</w:t>
       </w:r>
       <w:r>
         <w:rPr>
           <w:i/>
           <w:iCs/>
         </w:rPr>
-        <w:t>]</w:t>
+        <w:t>VideoNoDDRPath]</w:t>
       </w:r>
       <w:r>
         <w:rPr>
@@ -5590,19 +5590,19 @@
         <w:rPr>
           <w:i/>
         </w:rPr>
-        <w:t>[</w:t>
+        <w:t>[RVfpgaEL2</w:t>
       </w:r>
       <w:r>
         <w:rPr>
           <w:i/>
         </w:rPr>
-        <w:t>RVfpgaEL2NexysA7DDRPath</w:t>
+        <w:t>Nexys Video</w:t>
       </w:r>
       <w:r>
         <w:rPr>
           <w:i/>
         </w:rPr>
-        <w:t>]</w:t>
+        <w:t>VideoNoDDRPath]</w:t>
       </w:r>
       <w:r>
         <w:rPr>
@@ -6203,19 +6203,19 @@
         <w:rPr>
           <w:i/>
         </w:rPr>
-        <w:t>[</w:t>
+        <w:t>[RVfpgaEL2</w:t>
       </w:r>
       <w:r>
         <w:rPr>
           <w:i/>
         </w:rPr>
-        <w:t>RVfpgaEL2NexysA7DDRPath</w:t>
+        <w:t>Nexys Video</w:t>
       </w:r>
       <w:r>
         <w:rPr>
           <w:i/>
         </w:rPr>
-        <w:t>]</w:t>
+        <w:t>VideoNoDDRPath]</w:t>
       </w:r>
       <w:r>
         <w:rPr>
@@ -6657,19 +6657,19 @@
         <w:rPr>
           <w:i/>
         </w:rPr>
-        <w:t>[</w:t>
+        <w:t>[RVfpgaEL2</w:t>
       </w:r>
       <w:r>
         <w:rPr>
           <w:i/>
         </w:rPr>
-        <w:t>RVfpgaEL2NexysA7DDRPath</w:t>
+        <w:t>Nexys Video</w:t>
       </w:r>
       <w:r>
         <w:rPr>
           <w:i/>
         </w:rPr>
-        <w:t>]</w:t>
+        <w:t>VideoNoDDRPath]</w:t>
       </w:r>
       <w:r>
         <w:rPr>
@@ -8253,7 +8253,7 @@
           <w:i/>
           <w:iCs/>
         </w:rPr>
-        <w:t>[</w:t>
+        <w:t>[RVfpgaEL2</w:t>
       </w:r>
       <w:r>
         <w:rPr>
@@ -8261,7 +8261,7 @@
           <w:i/>
           <w:iCs/>
         </w:rPr>
-        <w:t>RVfpgaEL2NexysA7DDRPath</w:t>
+        <w:t>Nexys Video</w:t>
       </w:r>
       <w:r>
         <w:rPr>
@@ -8269,7 +8269,7 @@
           <w:i/>
           <w:iCs/>
         </w:rPr>
-        <w:t>]</w:t>
+        <w:t>VideoNoDDRPath]</w:t>
       </w:r>
       <w:r>
         <w:rPr>
@@ -9265,13 +9265,27 @@
           <w:rFonts w:eastAsia="Arial" w:cs="Arial"/>
           <w:color w:val="00000A"/>
         </w:rPr>
-        <w:t>RVfpgaEL2NexysA7</w:t>
+        <w:t>RVfpgaEL2</w:t>
       </w:r>
       <w:r>
         <w:rPr>
           <w:rFonts w:eastAsia="Arial" w:cs="Arial"/>
           <w:color w:val="00000A"/>
         </w:rPr>
+        <w:t>Nexys Video</w:t>
+      </w:r>
+      <w:r>
+        <w:rPr>
+          <w:rFonts w:eastAsia="Arial" w:cs="Arial"/>
+          <w:color w:val="00000A"/>
+        </w:rPr>
+        <w:t>A7</w:t>
+      </w:r>
+      <w:r>
+        <w:rPr>
+          <w:rFonts w:eastAsia="Arial" w:cs="Arial"/>
+          <w:color w:val="00000A"/>
+        </w:rPr>
         <w:t xml:space="preserve"> and RVfpgaEL2-ViDBo.</w:t>
       </w:r>
     </w:p>
@@ -9289,7 +9303,13 @@
         <w:t xml:space="preserve">Modify </w:t>
       </w:r>
       <w:r>
-        <w:t>RVfpgaEL2-NexysA7</w:t>
+        <w:t>RVfpgaEL2-</w:t>
+      </w:r>
+      <w:r>
+        <w:t>Nexys Video</w:t>
+      </w:r>
+      <w:r>
+        <w:t>A7</w:t>
       </w:r>
       <w:r>
         <w:t xml:space="preserve"> </w:t>
@@ -10210,7 +10230,7 @@
           <w:noProof/>
         </w:rPr>
         <w:drawing>
-          <wp:inline distT="0" distB="0" distL="0" distR="0" wp14:anchorId="1F13A115" wp14:editId="295D618F">
+          <wp:inline distT="0" distB="0" distL="0" distR="0" wp14:anchorId="1F13A115" wp14:editId="3EC5ADAC">
             <wp:extent cx="5120500" cy="2688263"/>
             <wp:effectExtent l="0" t="0" r="4445" b="0"/>
             <wp:docPr id="1411782077" name="Picture 1411782077"/>
@@ -10982,7 +11002,13 @@
         <w:t xml:space="preserve">Use the extended </w:t>
       </w:r>
       <w:r>
-        <w:t>RVfpgaEL2-NexysA7</w:t>
+        <w:t>RVfpgaEL2-</w:t>
+      </w:r>
+      <w:r>
+        <w:t>Nexys Video</w:t>
+      </w:r>
+      <w:r>
+        <w:t>A7</w:t>
       </w:r>
       <w:r>
         <w:t xml:space="preserve"> </w:t>
@@ -11020,7 +11046,13 @@
         <w:t xml:space="preserve">With your extended </w:t>
       </w:r>
       <w:r>
-        <w:t>RVfpgaEL2-NexysA7</w:t>
+        <w:t>RVfpgaEL2-</w:t>
+      </w:r>
+      <w:r>
+        <w:t>Nexys Video</w:t>
+      </w:r>
+      <w:r>
+        <w:t>A7</w:t>
       </w:r>
       <w:r>
         <w:t xml:space="preserve"> </w:t>
@@ -11128,7 +11160,13 @@
         <w:t xml:space="preserve">extended </w:t>
       </w:r>
       <w:r>
-        <w:t>RVfpgaEL2-NexysA7</w:t>
+        <w:t>RVfpgaEL2-</w:t>
+      </w:r>
+      <w:r>
+        <w:t>Nexys Video</w:t>
+      </w:r>
+      <w:r>
+        <w:t>A7</w:t>
       </w:r>
       <w:r>
         <w:t xml:space="preserve"> </w:t>
@@ -11200,21 +11238,21 @@
           <w:rFonts w:eastAsia="Arial" w:cs="Arial"/>
           <w:color w:val="00000A"/>
         </w:rPr>
-        <w:t>RVfpgaEL2-NexysA7</w:t>
+        <w:t>RVfpgaEL2-</w:t>
       </w:r>
       <w:r>
         <w:rPr>
           <w:rFonts w:eastAsia="Arial" w:cs="Arial"/>
           <w:color w:val="00000A"/>
         </w:rPr>
-        <w:t xml:space="preserve"> </w:t>
+        <w:t>Nexys Video</w:t>
       </w:r>
       <w:r>
         <w:rPr>
           <w:rFonts w:eastAsia="Arial" w:cs="Arial"/>
           <w:color w:val="00000A"/>
         </w:rPr>
-        <w:t>or</w:t>
+        <w:t>A7</w:t>
       </w:r>
       <w:r>
         <w:rPr>
@@ -11228,15 +11266,31 @@
           <w:rFonts w:eastAsia="Arial" w:cs="Arial"/>
           <w:color w:val="00000A"/>
         </w:rPr>
+        <w:t>or</w:t>
+      </w:r>
+      <w:r>
+        <w:rPr>
+          <w:rFonts w:eastAsia="Arial" w:cs="Arial"/>
+          <w:color w:val="00000A"/>
+        </w:rPr>
+        <w:t xml:space="preserve"> </w:t>
+      </w:r>
+      <w:r>
+        <w:rPr>
+          <w:rFonts w:eastAsia="Arial" w:cs="Arial"/>
+          <w:color w:val="00000A"/>
+        </w:rPr>
         <w:t>RVfpgaEL2-ViDBo.</w:t>
       </w:r>
     </w:p>
     <w:p/>
     <w:sectPr>
-      <w:headerReference w:type="default" r:id="rId32"/>
-      <w:footerReference w:type="default" r:id="rId33"/>
-      <w:headerReference w:type="first" r:id="rId34"/>
-      <w:footerReference w:type="first" r:id="rId35"/>
+      <w:headerReference w:type="even" r:id="rId32"/>
+      <w:headerReference w:type="default" r:id="rId33"/>
+      <w:footerReference w:type="even" r:id="rId34"/>
+      <w:footerReference w:type="default" r:id="rId35"/>
+      <w:headerReference w:type="first" r:id="rId36"/>
+      <w:footerReference w:type="first" r:id="rId37"/>
       <w:pgSz w:w="11906" w:h="16838"/>
       <w:pgMar w:top="1800" w:right="1440" w:bottom="1440" w:left="1440" w:header="706" w:footer="389" w:gutter="0"/>
       <w:cols w:space="720"/>
@@ -11271,6 +11325,16 @@
 </file>
 
 <file path=word/footer1.xml><?xml version="1.0" encoding="utf-8"?>
+<w:ftr xmlns:wpc="http://schemas.microsoft.com/office/word/2010/wordprocessingCanvas" xmlns:cx="http://schemas.microsoft.com/office/drawing/2014/chartex" xmlns:cx1="http://schemas.microsoft.com/office/drawing/2015/9/8/chartex" xmlns:cx2="http://schemas.microsoft.com/office/drawing/2015/10/21/chartex" xmlns:cx3="http://schemas.microsoft.com/office/drawing/2016/5/9/chartex" xmlns:cx4="http://schemas.microsoft.com/office/drawing/2016/5/10/chartex" xmlns:cx5="http://schemas.microsoft.com/office/drawing/2016/5/11/chartex" xmlns:cx6="http://schemas.microsoft.com/office/drawing/2016/5/12/chartex" xmlns:cx7="http://schemas.microsoft.com/office/drawing/2016/5/13/chartex" xmlns:cx8="http://schemas.microsoft.com/office/drawing/2016/5/14/chartex" xmlns:mc="http://schemas.openxmlformats.org/markup-compatibility/2006" xmlns:aink="http://schemas.microsoft.com/office/drawing/2016/ink" xmlns:am3d="http://schemas.microsoft.com/office/drawing/2017/model3d" xmlns:o="urn:schemas-microsoft-com:office:office" xmlns:oel="http://schemas.microsoft.com/office/2019/extlst" xmlns:r="http://schemas.openxmlformats.org/officeDocument/2006/relationships" xmlns:m="http://schemas.openxmlformats.org/officeDocument/2006/math" xmlns:v="urn:schemas-microsoft-com:vml" xmlns:wp14="http://schemas.microsoft.com/office/word/2010/wordprocessingDrawing" xmlns:wp="http://schemas.openxmlformats.org/drawingml/2006/wordprocessingDrawing" xmlns:w10="urn:schemas-microsoft-com:office:word" xmlns:w="http://schemas.openxmlformats.org/wordprocessingml/2006/main" xmlns:w14="http://schemas.microsoft.com/office/word/2010/wordml" xmlns:w15="http://schemas.microsoft.com/office/word/2012/wordml" xmlns:w16cex="http://schemas.microsoft.com/office/word/2018/wordml/cex" xmlns:w16cid="http://schemas.microsoft.com/office/word/2016/wordml/cid" xmlns:w16="http://schemas.microsoft.com/office/word/2018/wordml" xmlns:w16du="http://schemas.microsoft.com/office/word/2023/wordml/word16du" xmlns:w16sdtdh="http://schemas.microsoft.com/office/word/2020/wordml/sdtdatahash" xmlns:w16sdtfl="http://schemas.microsoft.com/office/word/2024/wordml/sdtformatlock" xmlns:w16se="http://schemas.microsoft.com/office/word/2015/wordml/symex" xmlns:wpg="http://schemas.microsoft.com/office/word/2010/wordprocessingGroup" xmlns:wpi="http://schemas.microsoft.com/office/word/2010/wordprocessingInk" xmlns:wne="http://schemas.microsoft.com/office/word/2006/wordml" xmlns:wps="http://schemas.microsoft.com/office/word/2010/wordprocessingShape" mc:Ignorable="w14 w15 w16se w16cid w16 w16cex w16sdtdh w16sdtfl w16du wp14">
+  <w:p>
+    <w:pPr>
+      <w:pStyle w:val="a7"/>
+    </w:pPr>
+  </w:p>
+</w:ftr>
+</file>
+
+<file path=word/footer2.xml><?xml version="1.0" encoding="utf-8"?>
 <w:ftr xmlns:wpc="http://schemas.microsoft.com/office/word/2010/wordprocessingCanvas" xmlns:cx="http://schemas.microsoft.com/office/drawing/2014/chartex" xmlns:cx1="http://schemas.microsoft.com/office/drawing/2015/9/8/chartex" xmlns:cx2="http://schemas.microsoft.com/office/drawing/2015/10/21/chartex" xmlns:cx3="http://schemas.microsoft.com/office/drawing/2016/5/9/chartex" xmlns:cx4="http://schemas.microsoft.com/office/drawing/2016/5/10/chartex" xmlns:cx5="http://schemas.microsoft.com/office/drawing/2016/5/11/chartex" xmlns:cx6="http://schemas.microsoft.com/office/drawing/2016/5/12/chartex" xmlns:cx7="http://schemas.microsoft.com/office/drawing/2016/5/13/chartex" xmlns:cx8="http://schemas.microsoft.com/office/drawing/2016/5/14/chartex" xmlns:mc="http://schemas.openxmlformats.org/markup-compatibility/2006" xmlns:aink="http://schemas.microsoft.com/office/drawing/2016/ink" xmlns:am3d="http://schemas.microsoft.com/office/drawing/2017/model3d" xmlns:o="urn:schemas-microsoft-com:office:office" xmlns:oel="http://schemas.microsoft.com/office/2019/extlst" xmlns:r="http://schemas.openxmlformats.org/officeDocument/2006/relationships" xmlns:m="http://schemas.openxmlformats.org/officeDocument/2006/math" xmlns:v="urn:schemas-microsoft-com:vml" xmlns:wp14="http://schemas.microsoft.com/office/word/2010/wordprocessingDrawing" xmlns:wp="http://schemas.openxmlformats.org/drawingml/2006/wordprocessingDrawing" xmlns:w10="urn:schemas-microsoft-com:office:word" xmlns:w="http://schemas.openxmlformats.org/wordprocessingml/2006/main" xmlns:w14="http://schemas.microsoft.com/office/word/2010/wordml" xmlns:w15="http://schemas.microsoft.com/office/word/2012/wordml" xmlns:w16cex="http://schemas.microsoft.com/office/word/2018/wordml/cex" xmlns:w16cid="http://schemas.microsoft.com/office/word/2016/wordml/cid" xmlns:w16="http://schemas.microsoft.com/office/word/2018/wordml" xmlns:w16du="http://schemas.microsoft.com/office/word/2023/wordml/word16du" xmlns:w16sdtdh="http://schemas.microsoft.com/office/word/2020/wordml/sdtdatahash" xmlns:w16sdtfl="http://schemas.microsoft.com/office/word/2024/wordml/sdtformatlock" xmlns:w16se="http://schemas.microsoft.com/office/word/2015/wordml/symex" xmlns:wpg="http://schemas.microsoft.com/office/word/2010/wordprocessingGroup" xmlns:wpi="http://schemas.microsoft.com/office/word/2010/wordprocessingInk" xmlns:wne="http://schemas.microsoft.com/office/word/2006/wordml" xmlns:wps="http://schemas.microsoft.com/office/word/2010/wordprocessingShape" mc:Ignorable="w14 w15 w16se w16cid w16 w16cex w16sdtdh w16sdtfl w16du wp14">
   <w:p>
     <w:pPr>
@@ -11380,7 +11444,7 @@
 </w:ftr>
 </file>
 
-<file path=word/footer2.xml><?xml version="1.0" encoding="utf-8"?>
+<file path=word/footer3.xml><?xml version="1.0" encoding="utf-8"?>
 <w:ftr xmlns:wpc="http://schemas.microsoft.com/office/word/2010/wordprocessingCanvas" xmlns:cx="http://schemas.microsoft.com/office/drawing/2014/chartex" xmlns:cx1="http://schemas.microsoft.com/office/drawing/2015/9/8/chartex" xmlns:cx2="http://schemas.microsoft.com/office/drawing/2015/10/21/chartex" xmlns:cx3="http://schemas.microsoft.com/office/drawing/2016/5/9/chartex" xmlns:cx4="http://schemas.microsoft.com/office/drawing/2016/5/10/chartex" xmlns:cx5="http://schemas.microsoft.com/office/drawing/2016/5/11/chartex" xmlns:cx6="http://schemas.microsoft.com/office/drawing/2016/5/12/chartex" xmlns:cx7="http://schemas.microsoft.com/office/drawing/2016/5/13/chartex" xmlns:cx8="http://schemas.microsoft.com/office/drawing/2016/5/14/chartex" xmlns:mc="http://schemas.openxmlformats.org/markup-compatibility/2006" xmlns:aink="http://schemas.microsoft.com/office/drawing/2016/ink" xmlns:am3d="http://schemas.microsoft.com/office/drawing/2017/model3d" xmlns:o="urn:schemas-microsoft-com:office:office" xmlns:oel="http://schemas.microsoft.com/office/2019/extlst" xmlns:r="http://schemas.openxmlformats.org/officeDocument/2006/relationships" xmlns:m="http://schemas.openxmlformats.org/officeDocument/2006/math" xmlns:v="urn:schemas-microsoft-com:vml" xmlns:wp14="http://schemas.microsoft.com/office/word/2010/wordprocessingDrawing" xmlns:wp="http://schemas.openxmlformats.org/drawingml/2006/wordprocessingDrawing" xmlns:w10="urn:schemas-microsoft-com:office:word" xmlns:w="http://schemas.openxmlformats.org/wordprocessingml/2006/main" xmlns:w14="http://schemas.microsoft.com/office/word/2010/wordml" xmlns:w15="http://schemas.microsoft.com/office/word/2012/wordml" xmlns:w16cex="http://schemas.microsoft.com/office/word/2018/wordml/cex" xmlns:w16cid="http://schemas.microsoft.com/office/word/2016/wordml/cid" xmlns:w16="http://schemas.microsoft.com/office/word/2018/wordml" xmlns:w16du="http://schemas.microsoft.com/office/word/2023/wordml/word16du" xmlns:w16sdtdh="http://schemas.microsoft.com/office/word/2020/wordml/sdtdatahash" xmlns:w16sdtfl="http://schemas.microsoft.com/office/word/2024/wordml/sdtformatlock" xmlns:w16se="http://schemas.microsoft.com/office/word/2015/wordml/symex" xmlns:wpg="http://schemas.microsoft.com/office/word/2010/wordprocessingGroup" xmlns:wpi="http://schemas.microsoft.com/office/word/2010/wordprocessingInk" xmlns:wne="http://schemas.microsoft.com/office/word/2006/wordml" xmlns:wps="http://schemas.microsoft.com/office/word/2010/wordprocessingShape" mc:Ignorable="w14 w15 w16se w16cid w16 w16cex w16sdtdh w16sdtfl w16du wp14">
   <w:p>
     <w:pPr>
@@ -11531,6 +11595,16 @@
     <w:pPr>
       <w:pStyle w:val="a9"/>
     </w:pPr>
+  </w:p>
+</w:hdr>
+</file>
+
+<file path=word/header2.xml><?xml version="1.0" encoding="utf-8"?>
+<w:hdr xmlns:wpc="http://schemas.microsoft.com/office/word/2010/wordprocessingCanvas" xmlns:cx="http://schemas.microsoft.com/office/drawing/2014/chartex" xmlns:cx1="http://schemas.microsoft.com/office/drawing/2015/9/8/chartex" xmlns:cx2="http://schemas.microsoft.com/office/drawing/2015/10/21/chartex" xmlns:cx3="http://schemas.microsoft.com/office/drawing/2016/5/9/chartex" xmlns:cx4="http://schemas.microsoft.com/office/drawing/2016/5/10/chartex" xmlns:cx5="http://schemas.microsoft.com/office/drawing/2016/5/11/chartex" xmlns:cx6="http://schemas.microsoft.com/office/drawing/2016/5/12/chartex" xmlns:cx7="http://schemas.microsoft.com/office/drawing/2016/5/13/chartex" xmlns:cx8="http://schemas.microsoft.com/office/drawing/2016/5/14/chartex" xmlns:mc="http://schemas.openxmlformats.org/markup-compatibility/2006" xmlns:aink="http://schemas.microsoft.com/office/drawing/2016/ink" xmlns:am3d="http://schemas.microsoft.com/office/drawing/2017/model3d" xmlns:o="urn:schemas-microsoft-com:office:office" xmlns:oel="http://schemas.microsoft.com/office/2019/extlst" xmlns:r="http://schemas.openxmlformats.org/officeDocument/2006/relationships" xmlns:m="http://schemas.openxmlformats.org/officeDocument/2006/math" xmlns:v="urn:schemas-microsoft-com:vml" xmlns:wp14="http://schemas.microsoft.com/office/word/2010/wordprocessingDrawing" xmlns:wp="http://schemas.openxmlformats.org/drawingml/2006/wordprocessingDrawing" xmlns:w10="urn:schemas-microsoft-com:office:word" xmlns:w="http://schemas.openxmlformats.org/wordprocessingml/2006/main" xmlns:w14="http://schemas.microsoft.com/office/word/2010/wordml" xmlns:w15="http://schemas.microsoft.com/office/word/2012/wordml" xmlns:w16cex="http://schemas.microsoft.com/office/word/2018/wordml/cex" xmlns:w16cid="http://schemas.microsoft.com/office/word/2016/wordml/cid" xmlns:w16="http://schemas.microsoft.com/office/word/2018/wordml" xmlns:w16du="http://schemas.microsoft.com/office/word/2023/wordml/word16du" xmlns:w16sdtdh="http://schemas.microsoft.com/office/word/2020/wordml/sdtdatahash" xmlns:w16sdtfl="http://schemas.microsoft.com/office/word/2024/wordml/sdtformatlock" xmlns:w16se="http://schemas.microsoft.com/office/word/2015/wordml/symex" xmlns:wpg="http://schemas.microsoft.com/office/word/2010/wordprocessingGroup" xmlns:wpi="http://schemas.microsoft.com/office/word/2010/wordprocessingInk" xmlns:wne="http://schemas.microsoft.com/office/word/2006/wordml" xmlns:wps="http://schemas.microsoft.com/office/word/2010/wordprocessingShape" mc:Ignorable="w14 w15 w16se w16cid w16 w16cex w16sdtdh w16sdtfl w16du wp14">
+  <w:p>
+    <w:pPr>
+      <w:pStyle w:val="a9"/>
+    </w:pPr>
     <w:r>
       <w:rPr>
         <w:noProof/>
@@ -11586,7 +11660,7 @@
 </w:hdr>
 </file>
 
-<file path=word/header2.xml><?xml version="1.0" encoding="utf-8"?>
+<file path=word/header3.xml><?xml version="1.0" encoding="utf-8"?>
 <w:hdr xmlns:wpc="http://schemas.microsoft.com/office/word/2010/wordprocessingCanvas" xmlns:cx="http://schemas.microsoft.com/office/drawing/2014/chartex" xmlns:cx1="http://schemas.microsoft.com/office/drawing/2015/9/8/chartex" xmlns:cx2="http://schemas.microsoft.com/office/drawing/2015/10/21/chartex" xmlns:cx3="http://schemas.microsoft.com/office/drawing/2016/5/9/chartex" xmlns:cx4="http://schemas.microsoft.com/office/drawing/2016/5/10/chartex" xmlns:cx5="http://schemas.microsoft.com/office/drawing/2016/5/11/chartex" xmlns:cx6="http://schemas.microsoft.com/office/drawing/2016/5/12/chartex" xmlns:cx7="http://schemas.microsoft.com/office/drawing/2016/5/13/chartex" xmlns:cx8="http://schemas.microsoft.com/office/drawing/2016/5/14/chartex" xmlns:mc="http://schemas.openxmlformats.org/markup-compatibility/2006" xmlns:aink="http://schemas.microsoft.com/office/drawing/2016/ink" xmlns:am3d="http://schemas.microsoft.com/office/drawing/2017/model3d" xmlns:o="urn:schemas-microsoft-com:office:office" xmlns:oel="http://schemas.microsoft.com/office/2019/extlst" xmlns:r="http://schemas.openxmlformats.org/officeDocument/2006/relationships" xmlns:m="http://schemas.openxmlformats.org/officeDocument/2006/math" xmlns:v="urn:schemas-microsoft-com:vml" xmlns:wp14="http://schemas.microsoft.com/office/word/2010/wordprocessingDrawing" xmlns:wp="http://schemas.openxmlformats.org/drawingml/2006/wordprocessingDrawing" xmlns:w10="urn:schemas-microsoft-com:office:word" xmlns:w="http://schemas.openxmlformats.org/wordprocessingml/2006/main" xmlns:w14="http://schemas.microsoft.com/office/word/2010/wordml" xmlns:w15="http://schemas.microsoft.com/office/word/2012/wordml" xmlns:w16cex="http://schemas.microsoft.com/office/word/2018/wordml/cex" xmlns:w16cid="http://schemas.microsoft.com/office/word/2016/wordml/cid" xmlns:w16="http://schemas.microsoft.com/office/word/2018/wordml" xmlns:w16du="http://schemas.microsoft.com/office/word/2023/wordml/word16du" xmlns:w16sdtdh="http://schemas.microsoft.com/office/word/2020/wordml/sdtdatahash" xmlns:w16sdtfl="http://schemas.microsoft.com/office/word/2024/wordml/sdtformatlock" xmlns:w16se="http://schemas.microsoft.com/office/word/2015/wordml/symex" xmlns:wpg="http://schemas.microsoft.com/office/word/2010/wordprocessingGroup" xmlns:wpi="http://schemas.microsoft.com/office/word/2010/wordprocessingInk" xmlns:wne="http://schemas.microsoft.com/office/word/2006/wordml" xmlns:wps="http://schemas.microsoft.com/office/word/2010/wordprocessingShape" mc:Ignorable="w14 w15 w16se w16cid w16 w16cex w16sdtdh w16sdtfl w16du wp14">
   <w:tbl>
     <w:tblPr>

--- a/RVfpga/RVfpgaEL2/RVfpga_NexysVideo-NoDDR/Labs/Lab09/RVfpga_Lab09_VeeR-EL2_NexysVideo-NoDDR.docx
+++ b/RVfpga/RVfpgaEL2/RVfpga_NexysVideo-NoDDR/Labs/Lab09/RVfpga_Lab09_VeeR-EL2_NexysVideo-NoDDR.docx
@@ -990,7 +990,7 @@
         </w:rPr>
         <w:lastRenderedPageBreak/>
         <w:drawing>
-          <wp:inline distT="0" distB="0" distL="0" distR="0" wp14:anchorId="50F23A01" wp14:editId="40A47273">
+          <wp:inline distT="0" distB="0" distL="0" distR="0" wp14:anchorId="50F23A01" wp14:editId="267A49C4">
             <wp:extent cx="5703096" cy="2504661"/>
             <wp:effectExtent l="0" t="0" r="0" b="0"/>
             <wp:docPr id="6" name="Imagen 6"/>
@@ -5299,14 +5299,21 @@
           <w:i/>
           <w:iCs/>
         </w:rPr>
-        <w:t>Nexys Video</w:t>
+        <w:t xml:space="preserve">Nexys </w:t>
       </w:r>
       <w:r>
         <w:rPr>
           <w:i/>
           <w:iCs/>
         </w:rPr>
-        <w:t>VideoNoDDRPath]</w:t>
+        <w:t>Video</w:t>
+      </w:r>
+      <w:r>
+        <w:rPr>
+          <w:i/>
+          <w:iCs/>
+        </w:rPr>
+        <w:t>NoDDRPath]</w:t>
       </w:r>
       <w:r>
         <w:rPr>
@@ -5596,13 +5603,19 @@
         <w:rPr>
           <w:i/>
         </w:rPr>
-        <w:t>Nexys Video</w:t>
+        <w:t xml:space="preserve">Nexys </w:t>
       </w:r>
       <w:r>
         <w:rPr>
           <w:i/>
         </w:rPr>
-        <w:t>VideoNoDDRPath]</w:t>
+        <w:t>Video</w:t>
+      </w:r>
+      <w:r>
+        <w:rPr>
+          <w:i/>
+        </w:rPr>
+        <w:t>NoDDRPath]</w:t>
       </w:r>
       <w:r>
         <w:rPr>
@@ -6209,13 +6222,19 @@
         <w:rPr>
           <w:i/>
         </w:rPr>
-        <w:t>Nexys Video</w:t>
+        <w:t xml:space="preserve">Nexys </w:t>
       </w:r>
       <w:r>
         <w:rPr>
           <w:i/>
         </w:rPr>
-        <w:t>VideoNoDDRPath]</w:t>
+        <w:t>Video</w:t>
+      </w:r>
+      <w:r>
+        <w:rPr>
+          <w:i/>
+        </w:rPr>
+        <w:t>NoDDRPath]</w:t>
       </w:r>
       <w:r>
         <w:rPr>
@@ -6663,13 +6682,19 @@
         <w:rPr>
           <w:i/>
         </w:rPr>
-        <w:t>Nexys Video</w:t>
+        <w:t xml:space="preserve">Nexys </w:t>
       </w:r>
       <w:r>
         <w:rPr>
           <w:i/>
         </w:rPr>
-        <w:t>VideoNoDDRPath]</w:t>
+        <w:t>Video</w:t>
+      </w:r>
+      <w:r>
+        <w:rPr>
+          <w:i/>
+        </w:rPr>
+        <w:t>NoDDRPath]</w:t>
       </w:r>
       <w:r>
         <w:rPr>
@@ -8261,7 +8286,7 @@
           <w:i/>
           <w:iCs/>
         </w:rPr>
-        <w:t>Nexys Video</w:t>
+        <w:t xml:space="preserve">Nexys </w:t>
       </w:r>
       <w:r>
         <w:rPr>
@@ -8269,7 +8294,15 @@
           <w:i/>
           <w:iCs/>
         </w:rPr>
-        <w:t>VideoNoDDRPath]</w:t>
+        <w:t>Video</w:t>
+      </w:r>
+      <w:r>
+        <w:rPr>
+          <w:rFonts w:eastAsia="Arial" w:cs="Arial"/>
+          <w:i/>
+          <w:iCs/>
+        </w:rPr>
+        <w:t>NoDDRPath]</w:t>
       </w:r>
       <w:r>
         <w:rPr>
@@ -9272,20 +9305,27 @@
           <w:rFonts w:eastAsia="Arial" w:cs="Arial"/>
           <w:color w:val="00000A"/>
         </w:rPr>
-        <w:t>Nexys Video</w:t>
+        <w:t xml:space="preserve">Nexys </w:t>
       </w:r>
       <w:r>
         <w:rPr>
           <w:rFonts w:eastAsia="Arial" w:cs="Arial"/>
           <w:color w:val="00000A"/>
         </w:rPr>
-        <w:t>A7</w:t>
+        <w:t>Video</w:t>
       </w:r>
       <w:r>
         <w:rPr>
           <w:rFonts w:eastAsia="Arial" w:cs="Arial"/>
           <w:color w:val="00000A"/>
         </w:rPr>
+        <w:t>A7</w:t>
+      </w:r>
+      <w:r>
+        <w:rPr>
+          <w:rFonts w:eastAsia="Arial" w:cs="Arial"/>
+          <w:color w:val="00000A"/>
+        </w:rPr>
         <w:t xml:space="preserve"> and RVfpgaEL2-ViDBo.</w:t>
       </w:r>
     </w:p>
@@ -9306,7 +9346,10 @@
         <w:t>RVfpgaEL2-</w:t>
       </w:r>
       <w:r>
-        <w:t>Nexys Video</w:t>
+        <w:t xml:space="preserve">Nexys </w:t>
+      </w:r>
+      <w:r>
+        <w:t>Video</w:t>
       </w:r>
       <w:r>
         <w:t>A7</w:t>
@@ -10230,7 +10273,7 @@
           <w:noProof/>
         </w:rPr>
         <w:drawing>
-          <wp:inline distT="0" distB="0" distL="0" distR="0" wp14:anchorId="1F13A115" wp14:editId="3EC5ADAC">
+          <wp:inline distT="0" distB="0" distL="0" distR="0" wp14:anchorId="1F13A115" wp14:editId="34FE9A82">
             <wp:extent cx="5120500" cy="2688263"/>
             <wp:effectExtent l="0" t="0" r="4445" b="0"/>
             <wp:docPr id="1411782077" name="Picture 1411782077"/>
@@ -11005,7 +11048,10 @@
         <w:t>RVfpgaEL2-</w:t>
       </w:r>
       <w:r>
-        <w:t>Nexys Video</w:t>
+        <w:t xml:space="preserve">Nexys </w:t>
+      </w:r>
+      <w:r>
+        <w:t>Video</w:t>
       </w:r>
       <w:r>
         <w:t>A7</w:t>
@@ -11049,7 +11095,10 @@
         <w:t>RVfpgaEL2-</w:t>
       </w:r>
       <w:r>
-        <w:t>Nexys Video</w:t>
+        <w:t xml:space="preserve">Nexys </w:t>
+      </w:r>
+      <w:r>
+        <w:t>Video</w:t>
       </w:r>
       <w:r>
         <w:t>A7</w:t>
@@ -11163,7 +11212,10 @@
         <w:t>RVfpgaEL2-</w:t>
       </w:r>
       <w:r>
-        <w:t>Nexys Video</w:t>
+        <w:t xml:space="preserve">Nexys </w:t>
+      </w:r>
+      <w:r>
+        <w:t>Video</w:t>
       </w:r>
       <w:r>
         <w:t>A7</w:t>
@@ -11245,7 +11297,14 @@
           <w:rFonts w:eastAsia="Arial" w:cs="Arial"/>
           <w:color w:val="00000A"/>
         </w:rPr>
-        <w:t>Nexys Video</w:t>
+        <w:t xml:space="preserve">Nexys </w:t>
+      </w:r>
+      <w:r>
+        <w:rPr>
+          <w:rFonts w:eastAsia="Arial" w:cs="Arial"/>
+          <w:color w:val="00000A"/>
+        </w:rPr>
+        <w:t>Video</w:t>
       </w:r>
       <w:r>
         <w:rPr>

--- a/RVfpga/RVfpgaEL2/RVfpga_NexysVideo-NoDDR/Labs/Lab09/RVfpga_Lab09_VeeR-EL2_NexysVideo-NoDDR.docx
+++ b/RVfpga/RVfpgaEL2/RVfpga_NexysVideo-NoDDR/Labs/Lab09/RVfpga_Lab09_VeeR-EL2_NexysVideo-NoDDR.docx
@@ -990,7 +990,7 @@
         </w:rPr>
         <w:lastRenderedPageBreak/>
         <w:drawing>
-          <wp:inline distT="0" distB="0" distL="0" distR="0" wp14:anchorId="50F23A01" wp14:editId="267A49C4">
+          <wp:inline distT="0" distB="0" distL="0" distR="0" wp14:anchorId="50F23A01" wp14:editId="6F1D8719">
             <wp:extent cx="5703096" cy="2504661"/>
             <wp:effectExtent l="0" t="0" r="0" b="0"/>
             <wp:docPr id="6" name="Imagen 6"/>
@@ -1935,7 +1935,11 @@
         <w:t xml:space="preserve"> </w:t>
       </w:r>
       <w:r>
-        <w:t>The gateway must provide programmability for interrupt type (i.e., edge- vs. level-triggered) as well as interrupt signal polarity (i.e., low-to-high vs. high-to-low transition for edge-triggered interrupts, active-high vs. -low for level-triggered interrupts).</w:t>
+        <w:t>The gateway must provide programmability for interrupt type (i.e., edge- vs. level-</w:t>
+      </w:r>
+      <w:r>
+        <w:lastRenderedPageBreak/>
+        <w:t>triggered) as well as interrupt signal polarity (i.e., low-to-high vs. high-to-low transition for edge-triggered interrupts, active-high vs. -low for level-triggered interrupts).</w:t>
       </w:r>
       <w:r>
         <w:t xml:space="preserve"> </w:t>
@@ -2493,7 +2497,14 @@
         <w:rPr>
           <w:rFonts w:eastAsia="Arial" w:cs="Arial"/>
         </w:rPr>
-        <w:t>) include several functions that provide a much simpler approach to implement programs using interrupts</w:t>
+        <w:t xml:space="preserve">) include several functions that provide a much simpler approach to implement </w:t>
+      </w:r>
+      <w:r>
+        <w:rPr>
+          <w:rFonts w:eastAsia="Arial" w:cs="Arial"/>
+        </w:rPr>
+        <w:lastRenderedPageBreak/>
+        <w:t>programs using interrupts</w:t>
       </w:r>
       <w:r>
         <w:t>.</w:t>
@@ -5381,6 +5392,7 @@
         <w:rPr>
           <w:noProof/>
         </w:rPr>
+        <w:lastRenderedPageBreak/>
         <w:drawing>
           <wp:inline distT="0" distB="0" distL="0" distR="0" wp14:anchorId="0C0A003E" wp14:editId="10B6490B">
             <wp:extent cx="5364377" cy="3308032"/>
@@ -5826,6 +5838,7 @@
           <w:noProof/>
           <w:lang w:val="es-ES" w:eastAsia="es-ES"/>
         </w:rPr>
+        <w:lastRenderedPageBreak/>
         <w:drawing>
           <wp:inline distT="0" distB="0" distL="0" distR="0" wp14:anchorId="0C405112" wp14:editId="1A72D304">
             <wp:extent cx="3503221" cy="2689761"/>
@@ -6337,6 +6350,7 @@
           <w:noProof/>
           <w:lang w:val="es-ES" w:eastAsia="es-ES"/>
         </w:rPr>
+        <w:lastRenderedPageBreak/>
         <w:drawing>
           <wp:inline distT="0" distB="0" distL="0" distR="0" wp14:anchorId="42161220" wp14:editId="63C22F03">
             <wp:extent cx="3283527" cy="3777509"/>
@@ -6965,6 +6979,7 @@
         <w:rPr>
           <w:rFonts w:ascii="Courier New" w:eastAsia="Courier New" w:hAnsi="Courier New" w:cs="Courier New"/>
         </w:rPr>
+        <w:lastRenderedPageBreak/>
         <w:t>pspMachineExtInterruptsSetThreshold</w:t>
       </w:r>
       <w:r>
@@ -7557,6 +7572,7 @@
         <w:rPr>
           <w:noProof/>
         </w:rPr>
+        <w:lastRenderedPageBreak/>
         <w:drawing>
           <wp:inline distT="0" distB="0" distL="0" distR="0" wp14:anchorId="75272000" wp14:editId="31E97CEC">
             <wp:extent cx="5941348" cy="4171321"/>
@@ -7816,6 +7832,7 @@
         <w:rPr>
           <w:noProof/>
         </w:rPr>
+        <w:lastRenderedPageBreak/>
         <w:drawing>
           <wp:inline distT="0" distB="0" distL="0" distR="0" wp14:anchorId="00F4D71D" wp14:editId="14EB2A1C">
             <wp:extent cx="5715000" cy="2488406"/>
@@ -8294,6 +8311,7 @@
           <w:i/>
           <w:iCs/>
         </w:rPr>
+        <w:lastRenderedPageBreak/>
         <w:t>Video</w:t>
       </w:r>
       <w:r>
@@ -8953,6 +8971,7 @@
         <w:rPr>
           <w:color w:val="FFFFFF" w:themeColor="background1"/>
         </w:rPr>
+        <w:lastRenderedPageBreak/>
         <w:t>Exercises</w:t>
       </w:r>
     </w:p>
@@ -9813,6 +9832,7 @@
         <w:rPr>
           <w:noProof/>
         </w:rPr>
+        <w:lastRenderedPageBreak/>
         <w:drawing>
           <wp:inline distT="0" distB="0" distL="0" distR="0" wp14:anchorId="1950480A" wp14:editId="662CCB73">
             <wp:extent cx="5433560" cy="2977138"/>
@@ -10075,6 +10095,7 @@
         <w:rPr>
           <w:noProof/>
         </w:rPr>
+        <w:lastRenderedPageBreak/>
         <w:drawing>
           <wp:inline distT="0" distB="0" distL="0" distR="0" wp14:anchorId="163872CB" wp14:editId="063036ED">
             <wp:extent cx="3495675" cy="4572000"/>
@@ -10273,7 +10294,7 @@
           <w:noProof/>
         </w:rPr>
         <w:drawing>
-          <wp:inline distT="0" distB="0" distL="0" distR="0" wp14:anchorId="1F13A115" wp14:editId="34FE9A82">
+          <wp:inline distT="0" distB="0" distL="0" distR="0" wp14:anchorId="1F13A115" wp14:editId="0B985C67">
             <wp:extent cx="5120500" cy="2688263"/>
             <wp:effectExtent l="0" t="0" r="4445" b="0"/>
             <wp:docPr id="1411782077" name="Picture 1411782077"/>
@@ -11344,12 +11365,10 @@
     </w:p>
     <w:p/>
     <w:sectPr>
-      <w:headerReference w:type="even" r:id="rId32"/>
-      <w:headerReference w:type="default" r:id="rId33"/>
-      <w:footerReference w:type="even" r:id="rId34"/>
-      <w:footerReference w:type="default" r:id="rId35"/>
-      <w:headerReference w:type="first" r:id="rId36"/>
-      <w:footerReference w:type="first" r:id="rId37"/>
+      <w:headerReference w:type="default" r:id="rId32"/>
+      <w:footerReference w:type="default" r:id="rId33"/>
+      <w:headerReference w:type="first" r:id="rId34"/>
+      <w:footerReference w:type="first" r:id="rId35"/>
       <w:pgSz w:w="11906" w:h="16838"/>
       <w:pgMar w:top="1800" w:right="1440" w:bottom="1440" w:left="1440" w:header="706" w:footer="389" w:gutter="0"/>
       <w:cols w:space="720"/>
@@ -11384,16 +11403,6 @@
 </file>
 
 <file path=word/footer1.xml><?xml version="1.0" encoding="utf-8"?>
-<w:ftr xmlns:wpc="http://schemas.microsoft.com/office/word/2010/wordprocessingCanvas" xmlns:cx="http://schemas.microsoft.com/office/drawing/2014/chartex" xmlns:cx1="http://schemas.microsoft.com/office/drawing/2015/9/8/chartex" xmlns:cx2="http://schemas.microsoft.com/office/drawing/2015/10/21/chartex" xmlns:cx3="http://schemas.microsoft.com/office/drawing/2016/5/9/chartex" xmlns:cx4="http://schemas.microsoft.com/office/drawing/2016/5/10/chartex" xmlns:cx5="http://schemas.microsoft.com/office/drawing/2016/5/11/chartex" xmlns:cx6="http://schemas.microsoft.com/office/drawing/2016/5/12/chartex" xmlns:cx7="http://schemas.microsoft.com/office/drawing/2016/5/13/chartex" xmlns:cx8="http://schemas.microsoft.com/office/drawing/2016/5/14/chartex" xmlns:mc="http://schemas.openxmlformats.org/markup-compatibility/2006" xmlns:aink="http://schemas.microsoft.com/office/drawing/2016/ink" xmlns:am3d="http://schemas.microsoft.com/office/drawing/2017/model3d" xmlns:o="urn:schemas-microsoft-com:office:office" xmlns:oel="http://schemas.microsoft.com/office/2019/extlst" xmlns:r="http://schemas.openxmlformats.org/officeDocument/2006/relationships" xmlns:m="http://schemas.openxmlformats.org/officeDocument/2006/math" xmlns:v="urn:schemas-microsoft-com:vml" xmlns:wp14="http://schemas.microsoft.com/office/word/2010/wordprocessingDrawing" xmlns:wp="http://schemas.openxmlformats.org/drawingml/2006/wordprocessingDrawing" xmlns:w10="urn:schemas-microsoft-com:office:word" xmlns:w="http://schemas.openxmlformats.org/wordprocessingml/2006/main" xmlns:w14="http://schemas.microsoft.com/office/word/2010/wordml" xmlns:w15="http://schemas.microsoft.com/office/word/2012/wordml" xmlns:w16cex="http://schemas.microsoft.com/office/word/2018/wordml/cex" xmlns:w16cid="http://schemas.microsoft.com/office/word/2016/wordml/cid" xmlns:w16="http://schemas.microsoft.com/office/word/2018/wordml" xmlns:w16du="http://schemas.microsoft.com/office/word/2023/wordml/word16du" xmlns:w16sdtdh="http://schemas.microsoft.com/office/word/2020/wordml/sdtdatahash" xmlns:w16sdtfl="http://schemas.microsoft.com/office/word/2024/wordml/sdtformatlock" xmlns:w16se="http://schemas.microsoft.com/office/word/2015/wordml/symex" xmlns:wpg="http://schemas.microsoft.com/office/word/2010/wordprocessingGroup" xmlns:wpi="http://schemas.microsoft.com/office/word/2010/wordprocessingInk" xmlns:wne="http://schemas.microsoft.com/office/word/2006/wordml" xmlns:wps="http://schemas.microsoft.com/office/word/2010/wordprocessingShape" mc:Ignorable="w14 w15 w16se w16cid w16 w16cex w16sdtdh w16sdtfl w16du wp14">
-  <w:p>
-    <w:pPr>
-      <w:pStyle w:val="a7"/>
-    </w:pPr>
-  </w:p>
-</w:ftr>
-</file>
-
-<file path=word/footer2.xml><?xml version="1.0" encoding="utf-8"?>
 <w:ftr xmlns:wpc="http://schemas.microsoft.com/office/word/2010/wordprocessingCanvas" xmlns:cx="http://schemas.microsoft.com/office/drawing/2014/chartex" xmlns:cx1="http://schemas.microsoft.com/office/drawing/2015/9/8/chartex" xmlns:cx2="http://schemas.microsoft.com/office/drawing/2015/10/21/chartex" xmlns:cx3="http://schemas.microsoft.com/office/drawing/2016/5/9/chartex" xmlns:cx4="http://schemas.microsoft.com/office/drawing/2016/5/10/chartex" xmlns:cx5="http://schemas.microsoft.com/office/drawing/2016/5/11/chartex" xmlns:cx6="http://schemas.microsoft.com/office/drawing/2016/5/12/chartex" xmlns:cx7="http://schemas.microsoft.com/office/drawing/2016/5/13/chartex" xmlns:cx8="http://schemas.microsoft.com/office/drawing/2016/5/14/chartex" xmlns:mc="http://schemas.openxmlformats.org/markup-compatibility/2006" xmlns:aink="http://schemas.microsoft.com/office/drawing/2016/ink" xmlns:am3d="http://schemas.microsoft.com/office/drawing/2017/model3d" xmlns:o="urn:schemas-microsoft-com:office:office" xmlns:oel="http://schemas.microsoft.com/office/2019/extlst" xmlns:r="http://schemas.openxmlformats.org/officeDocument/2006/relationships" xmlns:m="http://schemas.openxmlformats.org/officeDocument/2006/math" xmlns:v="urn:schemas-microsoft-com:vml" xmlns:wp14="http://schemas.microsoft.com/office/word/2010/wordprocessingDrawing" xmlns:wp="http://schemas.openxmlformats.org/drawingml/2006/wordprocessingDrawing" xmlns:w10="urn:schemas-microsoft-com:office:word" xmlns:w="http://schemas.openxmlformats.org/wordprocessingml/2006/main" xmlns:w14="http://schemas.microsoft.com/office/word/2010/wordml" xmlns:w15="http://schemas.microsoft.com/office/word/2012/wordml" xmlns:w16cex="http://schemas.microsoft.com/office/word/2018/wordml/cex" xmlns:w16cid="http://schemas.microsoft.com/office/word/2016/wordml/cid" xmlns:w16="http://schemas.microsoft.com/office/word/2018/wordml" xmlns:w16du="http://schemas.microsoft.com/office/word/2023/wordml/word16du" xmlns:w16sdtdh="http://schemas.microsoft.com/office/word/2020/wordml/sdtdatahash" xmlns:w16sdtfl="http://schemas.microsoft.com/office/word/2024/wordml/sdtformatlock" xmlns:w16se="http://schemas.microsoft.com/office/word/2015/wordml/symex" xmlns:wpg="http://schemas.microsoft.com/office/word/2010/wordprocessingGroup" xmlns:wpi="http://schemas.microsoft.com/office/word/2010/wordprocessingInk" xmlns:wne="http://schemas.microsoft.com/office/word/2006/wordml" xmlns:wps="http://schemas.microsoft.com/office/word/2010/wordprocessingShape" mc:Ignorable="w14 w15 w16se w16cid w16 w16cex w16sdtdh w16sdtfl w16du wp14">
   <w:p>
     <w:pPr>
@@ -11503,7 +11512,7 @@
 </w:ftr>
 </file>
 
-<file path=word/footer3.xml><?xml version="1.0" encoding="utf-8"?>
+<file path=word/footer2.xml><?xml version="1.0" encoding="utf-8"?>
 <w:ftr xmlns:wpc="http://schemas.microsoft.com/office/word/2010/wordprocessingCanvas" xmlns:cx="http://schemas.microsoft.com/office/drawing/2014/chartex" xmlns:cx1="http://schemas.microsoft.com/office/drawing/2015/9/8/chartex" xmlns:cx2="http://schemas.microsoft.com/office/drawing/2015/10/21/chartex" xmlns:cx3="http://schemas.microsoft.com/office/drawing/2016/5/9/chartex" xmlns:cx4="http://schemas.microsoft.com/office/drawing/2016/5/10/chartex" xmlns:cx5="http://schemas.microsoft.com/office/drawing/2016/5/11/chartex" xmlns:cx6="http://schemas.microsoft.com/office/drawing/2016/5/12/chartex" xmlns:cx7="http://schemas.microsoft.com/office/drawing/2016/5/13/chartex" xmlns:cx8="http://schemas.microsoft.com/office/drawing/2016/5/14/chartex" xmlns:mc="http://schemas.openxmlformats.org/markup-compatibility/2006" xmlns:aink="http://schemas.microsoft.com/office/drawing/2016/ink" xmlns:am3d="http://schemas.microsoft.com/office/drawing/2017/model3d" xmlns:o="urn:schemas-microsoft-com:office:office" xmlns:oel="http://schemas.microsoft.com/office/2019/extlst" xmlns:r="http://schemas.openxmlformats.org/officeDocument/2006/relationships" xmlns:m="http://schemas.openxmlformats.org/officeDocument/2006/math" xmlns:v="urn:schemas-microsoft-com:vml" xmlns:wp14="http://schemas.microsoft.com/office/word/2010/wordprocessingDrawing" xmlns:wp="http://schemas.openxmlformats.org/drawingml/2006/wordprocessingDrawing" xmlns:w10="urn:schemas-microsoft-com:office:word" xmlns:w="http://schemas.openxmlformats.org/wordprocessingml/2006/main" xmlns:w14="http://schemas.microsoft.com/office/word/2010/wordml" xmlns:w15="http://schemas.microsoft.com/office/word/2012/wordml" xmlns:w16cex="http://schemas.microsoft.com/office/word/2018/wordml/cex" xmlns:w16cid="http://schemas.microsoft.com/office/word/2016/wordml/cid" xmlns:w16="http://schemas.microsoft.com/office/word/2018/wordml" xmlns:w16du="http://schemas.microsoft.com/office/word/2023/wordml/word16du" xmlns:w16sdtdh="http://schemas.microsoft.com/office/word/2020/wordml/sdtdatahash" xmlns:w16sdtfl="http://schemas.microsoft.com/office/word/2024/wordml/sdtformatlock" xmlns:w16se="http://schemas.microsoft.com/office/word/2015/wordml/symex" xmlns:wpg="http://schemas.microsoft.com/office/word/2010/wordprocessingGroup" xmlns:wpi="http://schemas.microsoft.com/office/word/2010/wordprocessingInk" xmlns:wne="http://schemas.microsoft.com/office/word/2006/wordml" xmlns:wps="http://schemas.microsoft.com/office/word/2010/wordprocessingShape" mc:Ignorable="w14 w15 w16se w16cid w16 w16cex w16sdtdh w16sdtfl w16du wp14">
   <w:p>
     <w:pPr>
@@ -11654,16 +11663,6 @@
     <w:pPr>
       <w:pStyle w:val="a9"/>
     </w:pPr>
-  </w:p>
-</w:hdr>
-</file>
-
-<file path=word/header2.xml><?xml version="1.0" encoding="utf-8"?>
-<w:hdr xmlns:wpc="http://schemas.microsoft.com/office/word/2010/wordprocessingCanvas" xmlns:cx="http://schemas.microsoft.com/office/drawing/2014/chartex" xmlns:cx1="http://schemas.microsoft.com/office/drawing/2015/9/8/chartex" xmlns:cx2="http://schemas.microsoft.com/office/drawing/2015/10/21/chartex" xmlns:cx3="http://schemas.microsoft.com/office/drawing/2016/5/9/chartex" xmlns:cx4="http://schemas.microsoft.com/office/drawing/2016/5/10/chartex" xmlns:cx5="http://schemas.microsoft.com/office/drawing/2016/5/11/chartex" xmlns:cx6="http://schemas.microsoft.com/office/drawing/2016/5/12/chartex" xmlns:cx7="http://schemas.microsoft.com/office/drawing/2016/5/13/chartex" xmlns:cx8="http://schemas.microsoft.com/office/drawing/2016/5/14/chartex" xmlns:mc="http://schemas.openxmlformats.org/markup-compatibility/2006" xmlns:aink="http://schemas.microsoft.com/office/drawing/2016/ink" xmlns:am3d="http://schemas.microsoft.com/office/drawing/2017/model3d" xmlns:o="urn:schemas-microsoft-com:office:office" xmlns:oel="http://schemas.microsoft.com/office/2019/extlst" xmlns:r="http://schemas.openxmlformats.org/officeDocument/2006/relationships" xmlns:m="http://schemas.openxmlformats.org/officeDocument/2006/math" xmlns:v="urn:schemas-microsoft-com:vml" xmlns:wp14="http://schemas.microsoft.com/office/word/2010/wordprocessingDrawing" xmlns:wp="http://schemas.openxmlformats.org/drawingml/2006/wordprocessingDrawing" xmlns:w10="urn:schemas-microsoft-com:office:word" xmlns:w="http://schemas.openxmlformats.org/wordprocessingml/2006/main" xmlns:w14="http://schemas.microsoft.com/office/word/2010/wordml" xmlns:w15="http://schemas.microsoft.com/office/word/2012/wordml" xmlns:w16cex="http://schemas.microsoft.com/office/word/2018/wordml/cex" xmlns:w16cid="http://schemas.microsoft.com/office/word/2016/wordml/cid" xmlns:w16="http://schemas.microsoft.com/office/word/2018/wordml" xmlns:w16du="http://schemas.microsoft.com/office/word/2023/wordml/word16du" xmlns:w16sdtdh="http://schemas.microsoft.com/office/word/2020/wordml/sdtdatahash" xmlns:w16sdtfl="http://schemas.microsoft.com/office/word/2024/wordml/sdtformatlock" xmlns:w16se="http://schemas.microsoft.com/office/word/2015/wordml/symex" xmlns:wpg="http://schemas.microsoft.com/office/word/2010/wordprocessingGroup" xmlns:wpi="http://schemas.microsoft.com/office/word/2010/wordprocessingInk" xmlns:wne="http://schemas.microsoft.com/office/word/2006/wordml" xmlns:wps="http://schemas.microsoft.com/office/word/2010/wordprocessingShape" mc:Ignorable="w14 w15 w16se w16cid w16 w16cex w16sdtdh w16sdtfl w16du wp14">
-  <w:p>
-    <w:pPr>
-      <w:pStyle w:val="a9"/>
-    </w:pPr>
     <w:r>
       <w:rPr>
         <w:noProof/>
@@ -11719,7 +11718,7 @@
 </w:hdr>
 </file>
 
-<file path=word/header3.xml><?xml version="1.0" encoding="utf-8"?>
+<file path=word/header2.xml><?xml version="1.0" encoding="utf-8"?>
 <w:hdr xmlns:wpc="http://schemas.microsoft.com/office/word/2010/wordprocessingCanvas" xmlns:cx="http://schemas.microsoft.com/office/drawing/2014/chartex" xmlns:cx1="http://schemas.microsoft.com/office/drawing/2015/9/8/chartex" xmlns:cx2="http://schemas.microsoft.com/office/drawing/2015/10/21/chartex" xmlns:cx3="http://schemas.microsoft.com/office/drawing/2016/5/9/chartex" xmlns:cx4="http://schemas.microsoft.com/office/drawing/2016/5/10/chartex" xmlns:cx5="http://schemas.microsoft.com/office/drawing/2016/5/11/chartex" xmlns:cx6="http://schemas.microsoft.com/office/drawing/2016/5/12/chartex" xmlns:cx7="http://schemas.microsoft.com/office/drawing/2016/5/13/chartex" xmlns:cx8="http://schemas.microsoft.com/office/drawing/2016/5/14/chartex" xmlns:mc="http://schemas.openxmlformats.org/markup-compatibility/2006" xmlns:aink="http://schemas.microsoft.com/office/drawing/2016/ink" xmlns:am3d="http://schemas.microsoft.com/office/drawing/2017/model3d" xmlns:o="urn:schemas-microsoft-com:office:office" xmlns:oel="http://schemas.microsoft.com/office/2019/extlst" xmlns:r="http://schemas.openxmlformats.org/officeDocument/2006/relationships" xmlns:m="http://schemas.openxmlformats.org/officeDocument/2006/math" xmlns:v="urn:schemas-microsoft-com:vml" xmlns:wp14="http://schemas.microsoft.com/office/word/2010/wordprocessingDrawing" xmlns:wp="http://schemas.openxmlformats.org/drawingml/2006/wordprocessingDrawing" xmlns:w10="urn:schemas-microsoft-com:office:word" xmlns:w="http://schemas.openxmlformats.org/wordprocessingml/2006/main" xmlns:w14="http://schemas.microsoft.com/office/word/2010/wordml" xmlns:w15="http://schemas.microsoft.com/office/word/2012/wordml" xmlns:w16cex="http://schemas.microsoft.com/office/word/2018/wordml/cex" xmlns:w16cid="http://schemas.microsoft.com/office/word/2016/wordml/cid" xmlns:w16="http://schemas.microsoft.com/office/word/2018/wordml" xmlns:w16du="http://schemas.microsoft.com/office/word/2023/wordml/word16du" xmlns:w16sdtdh="http://schemas.microsoft.com/office/word/2020/wordml/sdtdatahash" xmlns:w16sdtfl="http://schemas.microsoft.com/office/word/2024/wordml/sdtformatlock" xmlns:w16se="http://schemas.microsoft.com/office/word/2015/wordml/symex" xmlns:wpg="http://schemas.microsoft.com/office/word/2010/wordprocessingGroup" xmlns:wpi="http://schemas.microsoft.com/office/word/2010/wordprocessingInk" xmlns:wne="http://schemas.microsoft.com/office/word/2006/wordml" xmlns:wps="http://schemas.microsoft.com/office/word/2010/wordprocessingShape" mc:Ignorable="w14 w15 w16se w16cid w16 w16cex w16sdtdh w16sdtfl w16du wp14">
   <w:tbl>
     <w:tblPr>
